--- a/ru/wisdom-stories/what-changed-after-sixty.docx
+++ b/ru/wisdom-stories/what-changed-after-sixty.docx
@@ -4,287 +4,143 @@
   <w:body>
     <w:p>
       <w:pPr>
-        <w:spacing w:before="0" w:after="60"/>
-        <w:jc w:val="left"/>
+        <w:pStyle w:val="Title"/>
       </w:pPr>
       <w:r>
-        <w:rPr>
-          <w:rFonts w:ascii="Arial" w:hAnsi="Arial" w:eastAsia="Arial"/>
-          <w:i w:val="0"/>
-          <w:color w:val="000000"/>
-          <w:sz w:val="52"/>
-        </w:rPr>
         <w:t>Что изменилось после шестидесяти?</w:t>
       </w:r>
     </w:p>
     <w:p>
-      <w:pPr>
-        <w:jc w:val="left"/>
-      </w:pPr>
+      <w:pPr/>
       <w:r>
-        <w:rPr>
-          <w:rFonts w:ascii="Arial" w:hAnsi="Arial" w:eastAsia="Arial"/>
-          <w:i w:val="0"/>
-          <w:color w:val="000000"/>
-          <w:sz w:val="22"/>
-        </w:rPr>
         <w:t>Я спросил одного из своих друзей, которому за 60, и который приближается к 70, какие изменения он заметил в себе. Он ответил так:</w:t>
       </w:r>
     </w:p>
     <w:p>
-      <w:pPr>
-        <w:jc w:val="left"/>
-      </w:pPr>
+      <w:pPr/>
       <w:r>
-        <w:rPr>
-          <w:rFonts w:ascii="Arial" w:hAnsi="Arial" w:eastAsia="Arial"/>
-          <w:i w:val="0"/>
-          <w:color w:val="000000"/>
-          <w:sz w:val="22"/>
-        </w:rPr>
         <w:t>Я перестал говорить пожилым людям: «Вы мне эту историю рассказали». Ведь эти разговоры помогают им оживить хорошие воспоминания и заново пережить те прекрасные моменты.</w:t>
       </w:r>
     </w:p>
     <w:p>
-      <w:pPr>
-        <w:jc w:val="left"/>
-      </w:pPr>
+      <w:pPr/>
       <w:r>
-        <w:rPr>
-          <w:rFonts w:ascii="Arial" w:hAnsi="Arial" w:eastAsia="Arial"/>
-          <w:i w:val="0"/>
-          <w:color w:val="000000"/>
-          <w:sz w:val="22"/>
-        </w:rPr>
         <w:t>Я научился не поправлять людей, даже когда они совершают ошибки. Ведь моя задача не в том, чтобы сделать всех идеальными. Душевный покой важнее совершенства.</w:t>
       </w:r>
     </w:p>
     <w:p>
-      <w:pPr>
-        <w:jc w:val="left"/>
-      </w:pPr>
+      <w:pPr/>
       <w:r>
-        <w:rPr>
-          <w:rFonts w:ascii="Arial" w:hAnsi="Arial" w:eastAsia="Arial"/>
-          <w:i w:val="0"/>
-          <w:color w:val="000000"/>
-          <w:sz w:val="22"/>
-        </w:rPr>
         <w:t>Я часто делаю комплименты. Ведь это радует не только того, к кому я обращаюсь, но и мою собственную душу.</w:t>
       </w:r>
     </w:p>
     <w:p>
-      <w:pPr>
-        <w:jc w:val="left"/>
-      </w:pPr>
+      <w:pPr/>
       <w:r>
-        <w:rPr>
-          <w:rFonts w:ascii="Arial" w:hAnsi="Arial" w:eastAsia="Arial"/>
-          <w:i w:val="0"/>
-          <w:color w:val="000000"/>
-          <w:sz w:val="22"/>
-        </w:rPr>
         <w:t>Я научился не беспокоиться о складке или пятне на одежде. Ведь ценность человека исходит изнутри, а не из его внешности.</w:t>
       </w:r>
     </w:p>
     <w:p>
-      <w:pPr>
-        <w:jc w:val="left"/>
-      </w:pPr>
+      <w:pPr/>
       <w:r>
-        <w:rPr>
-          <w:rFonts w:ascii="Arial" w:hAnsi="Arial" w:eastAsia="Arial"/>
-          <w:i w:val="0"/>
-          <w:color w:val="000000"/>
-          <w:sz w:val="22"/>
-        </w:rPr>
         <w:t>Я научился держаться подальше от людей, которые мне чужды. Ведь они не способны устанавливать и поддерживать хорошие отношения; и я это тоже понял.</w:t>
       </w:r>
     </w:p>
     <w:p>
       <w:pPr>
-        <w:jc w:val="left"/>
+        <w:spacing w:after="80"/>
       </w:pPr>
       <w:r>
-        <w:rPr>
-          <w:rFonts w:ascii="Arial" w:hAnsi="Arial" w:eastAsia="Arial"/>
-          <w:i w:val="0"/>
-          <w:color w:val="000000"/>
-          <w:sz w:val="22"/>
-        </w:rPr>
         <w:t>Я научился не стыдиться своих чувств. Ведь именно мои чувства делают меня человеком.</w:t>
       </w:r>
     </w:p>
     <w:p>
-      <w:pPr>
-        <w:jc w:val="left"/>
-      </w:pPr>
+      <w:pPr/>
       <w:r>
-        <w:rPr>
-          <w:rFonts w:ascii="Arial" w:hAnsi="Arial" w:eastAsia="Arial"/>
-          <w:i w:val="0"/>
-          <w:color w:val="000000"/>
-          <w:sz w:val="22"/>
-        </w:rPr>
         <w:t>Я понял, что лучше отбросить своё эго, чем разрушать отношения. Ведь эго ведёт меня к одиночеству, а отношения помогают мне не быть одиноким.</w:t>
       </w:r>
     </w:p>
     <w:p>
       <w:pPr>
-        <w:jc w:val="left"/>
+        <w:spacing w:after="80"/>
       </w:pPr>
       <w:r>
-        <w:rPr>
-          <w:rFonts w:ascii="Arial" w:hAnsi="Arial" w:eastAsia="Arial"/>
-          <w:i w:val="0"/>
-          <w:color w:val="000000"/>
-          <w:sz w:val="22"/>
-        </w:rPr>
         <w:t>Я научился делать то, что может сделать меня счастливым. Ведь я сам отвечаю за своё счастье.</w:t>
       </w:r>
     </w:p>
     <w:p>
       <w:pPr>
-        <w:jc w:val="left"/>
+        <w:spacing w:after="80"/>
       </w:pPr>
       <w:r>
-        <w:rPr>
-          <w:rFonts w:ascii="Arial" w:hAnsi="Arial" w:eastAsia="Arial"/>
-          <w:i w:val="0"/>
-          <w:color w:val="000000"/>
-          <w:sz w:val="22"/>
-        </w:rPr>
-        <w:t>Я научился не помогать, не будучи об этом попрошенным. Ведь человек, нуждающийся в помощи, может не хотеть, чтобы эта помощь исходила от меня.</w:t>
+        <w:t>Я научился не навязывать помощь: даже нуждающийся человек вправе сам решить, от кого её принять.</w:t>
       </w:r>
     </w:p>
     <w:p>
-      <w:pPr>
-        <w:jc w:val="left"/>
-      </w:pPr>
+      <w:pPr/>
       <w:r>
-        <w:rPr>
-          <w:rFonts w:ascii="Arial" w:hAnsi="Arial" w:eastAsia="Arial"/>
-          <w:i w:val="0"/>
-          <w:color w:val="000000"/>
-          <w:sz w:val="22"/>
-        </w:rPr>
         <w:t>Я научился не жаловаться на своё здоровье, соседей, родственников, пенсию! Ведь несмотря на все трудности, я должен быть благодарен, что жив и что мои близкие рядом со мной.</w:t>
       </w:r>
     </w:p>
     <w:p>
-      <w:pPr>
-        <w:jc w:val="left"/>
-      </w:pPr>
+      <w:pPr/>
       <w:r>
-        <w:rPr>
-          <w:rFonts w:ascii="Arial" w:hAnsi="Arial" w:eastAsia="Arial"/>
-          <w:i w:val="0"/>
-          <w:color w:val="000000"/>
-          <w:sz w:val="22"/>
-        </w:rPr>
         <w:t>Я перестал говорить молодым людям фразы вроде «когда я был в твоём возрасте…» и никогда не использую выражения вроде «я отдал тебе свои лучшие годы…». Ведь, у каждого времени свои правила, и неправильно применять критерии прошлого к настоящему.</w:t>
       </w:r>
     </w:p>
     <w:p>
-      <w:pPr>
-        <w:jc w:val="left"/>
-      </w:pPr>
+      <w:pPr/>
       <w:r>
-        <w:rPr>
-          <w:rFonts w:ascii="Arial" w:hAnsi="Arial" w:eastAsia="Arial"/>
-          <w:i w:val="0"/>
-          <w:color w:val="000000"/>
-          <w:sz w:val="22"/>
-        </w:rPr>
         <w:t>Я стал уделять больше внимания своей жене, не забывая, что когда-то она была молодой, сильной и полной радости — даже несмотря на то, что сейчас она морщинистая, беспомощная и печальная старуха. Ведь возможно, она единственный человек, который действительно нуждается во мне сейчас.</w:t>
       </w:r>
     </w:p>
     <w:p>
       <w:pPr>
-        <w:jc w:val="left"/>
+        <w:spacing w:after="80"/>
       </w:pPr>
       <w:r>
-        <w:rPr>
-          <w:rFonts w:ascii="Arial" w:hAnsi="Arial" w:eastAsia="Arial"/>
-          <w:i w:val="0"/>
-          <w:color w:val="000000"/>
-          <w:sz w:val="22"/>
-        </w:rPr>
         <w:t>Я перестал винить себя во всем. Ведь я сделал все, что мог в жизни, для себя и для своих детей.</w:t>
       </w:r>
     </w:p>
     <w:p>
       <w:pPr>
-        <w:jc w:val="left"/>
+        <w:keepNext/>
       </w:pPr>
       <w:r>
-        <w:rPr>
-          <w:rFonts w:ascii="Arial" w:hAnsi="Arial" w:eastAsia="Arial"/>
-          <w:i w:val="0"/>
-          <w:color w:val="000000"/>
-          <w:sz w:val="22"/>
-        </w:rPr>
-        <w:t>И наконец: я научился просить у Господа силы изменить то, что я могу, терпения изменить то, что я не могу, и мудрости, чтобы различать эти два понятия. Ведь как человек, я не способен на все.</w:t>
+        <w:t>Я прошу у Господа сил изменить то, что могу, терпения принять то, чего изменить не могу, и мудрости отличить одно от другого. Человеку подвластно не всё.</w:t>
       </w:r>
     </w:p>
     <w:p>
       <w:pPr>
-        <w:pStyle w:val="Moral"/>
         <w:keepNext/>
         <w:keepLines/>
-        <w:widowControl/>
-        <w:spacing w:before="240" w:after="180" w:line="283" w:lineRule="auto"/>
-        <w:ind w:left="240" w:right="240"/>
-        <w:jc w:val="left"/>
-        <w:pBdr>
-          <w:top w:val="single" w:sz="8" w:space="7" w:color="E8D59A"/>
-          <w:left w:val="single" w:sz="32" w:space="11" w:color="C6A23A"/>
-          <w:bottom w:val="single" w:sz="8" w:space="7" w:color="E8D59A"/>
-          <w:right w:val="single" w:sz="8" w:space="11" w:color="E8D59A"/>
-        </w:pBdr>
-        <w:shd w:val="clear" w:color="auto" w:fill="FFF8E1"/>
+        <w:spacing w:before="160"/>
       </w:pPr>
       <w:r>
         <w:rPr>
-          <w:rFonts w:ascii="Arial" w:hAnsi="Arial" w:eastAsia="Arial" w:cs="Arial"/>
           <w:b/>
-          <w:i w:val="0"/>
-          <w:color w:val="9A7417"/>
-          <w:sz w:val="22"/>
         </w:rPr>
-        <w:t>Мораль: Возраст учит человека величайшей мудрости: мир лучше совершенства, а понимание лучше правоты.</w:t>
+        <w:t>Мораль:</w:t>
       </w:r>
       <w:r>
-        <w:rPr>
-          <w:rFonts w:ascii="Arial" w:hAnsi="Arial" w:eastAsia="Arial" w:cs="Arial"/>
-          <w:b w:val="0"/>
-          <w:i w:val="0"/>
-          <w:color w:val="3F3826"/>
-          <w:sz w:val="22"/>
-        </w:rPr>
+        <w:t xml:space="preserve"> Возраст учит человека величайшей мудрости: мир лучше совершенства, а понимание лучше правоты.</w:t>
       </w:r>
     </w:p>
     <w:p>
       <w:pPr>
-        <w:keepLines/>
-        <w:widowControl/>
-        <w:spacing w:before="60" w:after="0" w:line="240" w:lineRule="auto"/>
-        <w:jc w:val="right"/>
+        <w:spacing w:after="80"/>
       </w:pPr>
       <w:r>
         <w:rPr>
-          <w:rFonts w:ascii="Arial" w:hAnsi="Arial" w:eastAsia="Arial" w:cs="Arial"/>
-          <w:b w:val="0"/>
           <w:i/>
-          <w:color w:val="8A7950"/>
-          <w:sz w:val="17"/>
+          <w:sz w:val="18"/>
         </w:rPr>
         <w:t>«История взята из открытых источников Интернета.»</w:t>
       </w:r>
     </w:p>
     <w:sectPr>
-      <w:pgSz w:w="12240" w:h="15840"/>
-      <w:pgMar w:top="1440" w:right="1440" w:bottom="1440" w:left="1440" w:header="708" w:footer="708" w:gutter="0"/>
+      <w:pgSz w:w="11909" w:h="16834"/>
+      <w:pgMar w:top="1152" w:right="1224" w:bottom="1152" w:left="1224" w:header="720" w:footer="720" w:gutter="0"/>
       <w:cols w:space="720"/>
       <w:docGrid w:linePitch="360"/>
     </w:sectPr>
@@ -656,12 +512,14 @@
     <w:qFormat/>
     <w:rsid w:val="00FC693F"/>
     <w:pPr>
-      <w:spacing w:before="0" w:after="160" w:line="276" w:lineRule="auto"/>
+      <w:widowControl/>
+      <w:spacing w:after="120" w:line="269" w:lineRule="auto"/>
     </w:pPr>
     <w:rPr>
-      <w:rFonts w:ascii="Arial" w:hAnsi="Arial" w:eastAsia="Arial"/>
+      <w:rFonts w:ascii="Arial" w:hAnsi="Arial"/>
       <w:color w:val="000000"/>
       <w:sz w:val="22"/>
+      <w:lang w:val="ru-RU"/>
     </w:rPr>
   </w:style>
   <w:style w:type="paragraph" w:styleId="Header">
@@ -1005,18 +863,20 @@
     <w:qFormat/>
     <w:rsid w:val="00FC693F"/>
     <w:pPr>
+      <w:keepNext/>
       <w:pBdr>
         <w:bottom w:val="single" w:sz="8" w:space="4" w:color="4F81BD" w:themeColor="accent1"/>
       </w:pBdr>
-      <w:spacing w:after="300" w:line="240" w:lineRule="auto"/>
+      <w:spacing w:after="280" w:line="240" w:lineRule="auto"/>
       <w:contextualSpacing/>
     </w:pPr>
     <w:rPr>
-      <w:rFonts w:asciiTheme="majorHAnsi" w:eastAsiaTheme="majorEastAsia" w:hAnsiTheme="majorHAnsi" w:cstheme="majorBidi"/>
-      <w:color w:val="17365D" w:themeColor="text2" w:themeShade="BF"/>
+      <w:rFonts w:asciiTheme="majorHAnsi" w:eastAsiaTheme="majorEastAsia" w:hAnsiTheme="majorHAnsi" w:cstheme="majorBidi" w:ascii="Arial" w:hAnsi="Arial"/>
+      <w:b/>
+      <w:color w:val="000000"/>
       <w:spacing w:val="5"/>
       <w:kern w:val="28"/>
-      <w:sz w:val="52"/>
+      <w:sz w:val="34"/>
       <w:szCs w:val="52"/>
     </w:rPr>
   </w:style>
@@ -12345,18 +12205,6 @@
         <w:shd w:val="clear" w:color="auto" w:fill="FBCAA2" w:themeFill="accent6" w:themeFillTint="7F"/>
       </w:tcPr>
     </w:tblStylePr>
-  </w:style>
-  <w:style w:type="paragraph" w:customStyle="1" w:styleId="Moral">
-    <w:name w:val="Moral"/>
-    <w:basedOn w:val="Normal"/>
-    <w:pPr>
-      <w:spacing w:before="160" w:after="0" w:line="276" w:lineRule="auto"/>
-    </w:pPr>
-    <w:rPr>
-      <w:rFonts w:ascii="Arial" w:hAnsi="Arial" w:eastAsia="Arial"/>
-      <w:i/>
-      <w:sz w:val="22"/>
-    </w:rPr>
   </w:style>
 </w:styles>
 </file>

--- a/ru/wisdom-stories/what-changed-after-sixty.docx
+++ b/ru/wisdom-stories/what-changed-after-sixty.docx
@@ -13,7 +13,7 @@
     <w:p>
       <w:pPr/>
       <w:r>
-        <w:t>Я спросил одного из своих друзей, которому за 60, и который приближается к 70, какие изменения он заметил в себе. Он ответил так:</w:t>
+        <w:t>Я спросил одного из своих друзей, которому за 60 и который приближается к 70, какие изменения он заметил в себе. Он ответил так:</w:t>
       </w:r>
     </w:p>
     <w:p>
@@ -25,7 +25,7 @@
     <w:p>
       <w:pPr/>
       <w:r>
-        <w:t>Я научился не поправлять людей, даже когда они совершают ошибки. Ведь моя задача не в том, чтобы сделать всех идеальными. Душевный покой важнее совершенства.</w:t>
+        <w:t>Я научился не пытаться исправлять каждую ошибку. Ведь моя задача не в том, чтобы сделать всех идеальными. Душевный покой важнее совершенства.</w:t>
       </w:r>
     </w:p>
     <w:p>
@@ -43,7 +43,7 @@
     <w:p>
       <w:pPr/>
       <w:r>
-        <w:t>Я научился держаться подальше от людей, которые мне чужды. Ведь они не способны устанавливать и поддерживать хорошие отношения; и я это тоже понял.</w:t>
+        <w:t>Я научился держаться подальше от людей, которые мне чужды. Ведь они не способны устанавливать и поддерживать хорошие отношения; я же научился это делать.</w:t>
       </w:r>
     </w:p>
     <w:p>
@@ -57,7 +57,7 @@
     <w:p>
       <w:pPr/>
       <w:r>
-        <w:t>Я понял, что лучше отбросить своё эго, чем разрушать отношения. Ведь эго ведёт меня к одиночеству, а отношения помогают мне не быть одиноким.</w:t>
+        <w:t>Я понял, что лучше отбросить свою гордость, чем разрушать отношения. Неуместная гордость оставляет человека одного, а хорошие отношения берегут от одиночества.</w:t>
       </w:r>
     </w:p>
     <w:p>
@@ -79,19 +79,19 @@
     <w:p>
       <w:pPr/>
       <w:r>
-        <w:t>Я научился не жаловаться на своё здоровье, соседей, родственников, пенсию! Ведь несмотря на все трудности, я должен быть благодарен, что жив и что мои близкие рядом со мной.</w:t>
+        <w:t>Я научился не жаловаться на своё здоровье, соседей, родственников, то, что я пенсионер! Ведь несмотря на все трудности, я должен быть благодарен, что жив и что мои близкие рядом со мной.</w:t>
       </w:r>
     </w:p>
     <w:p>
       <w:pPr/>
       <w:r>
-        <w:t>Я перестал говорить молодым людям фразы вроде «когда я был в твоём возрасте…» и никогда не использую выражения вроде «я отдал тебе свои лучшие годы…». Ведь, у каждого времени свои правила, и неправильно применять критерии прошлого к настоящему.</w:t>
+        <w:t>Я перестал говорить молодым людям фразы вроде «когда я был в твоём возрасте…» и никогда не использую выражения вроде «я отдал тебе свои лучшие годы…». Ведь у каждого времени свои правила, и неправильно применять критерии прошлого к настоящему.</w:t>
       </w:r>
     </w:p>
     <w:p>
       <w:pPr/>
       <w:r>
-        <w:t>Я стал уделять больше внимания своей жене, не забывая, что когда-то она была молодой, сильной и полной радости — даже несмотря на то, что сейчас она морщинистая, беспомощная и печальная старуха. Ведь возможно, она единственный человек, который действительно нуждается во мне сейчас.</w:t>
+        <w:t>Я стал уделять больше внимания своему спутнику жизни, не забывая, что когда-то он был молодым, сильным и полным радости — даже несмотря на то, что сейчас он морщинистый, беспомощный и печальный старик. Ведь возможно, он единственный человек, который действительно нуждается во мне сейчас.</w:t>
       </w:r>
     </w:p>
     <w:p>
@@ -107,7 +107,7 @@
         <w:keepNext/>
       </w:pPr>
       <w:r>
-        <w:t>Я прошу у Господа сил изменить то, что могу, терпения принять то, чего изменить не могу, и мудрости отличить одно от другого. Человеку подвластно не всё.</w:t>
+        <w:t>И наконец я научился просить у Господа сил изменить то, что могу, терпения к тому, чего изменить не могу, и мудрости отличить одно от другого. Человеку подвластно не всё.</w:t>
       </w:r>
     </w:p>
     <w:p>
@@ -120,11 +120,9 @@
         <w:rPr>
           <w:b/>
         </w:rPr>
-        <w:t>Мораль:</w:t>
+        <w:t>Мораль: Возраст учит человека величайшей мудрости: мир лучше совершенства, а понимание лучше правоты.</w:t>
       </w:r>
-      <w:r>
-        <w:t xml:space="preserve"> Возраст учит человека величайшей мудрости: мир лучше совершенства, а понимание лучше правоты.</w:t>
-      </w:r>
+      <w:r/>
     </w:p>
     <w:p>
       <w:pPr>
@@ -135,7 +133,7 @@
           <w:i/>
           <w:sz w:val="18"/>
         </w:rPr>
-        <w:t>«История взята из открытых источников Интернета.»</w:t>
+        <w:t>Рассказы взяты из открытых интернет-источников, а иллюстрации созданы с помощью ИИ.</w:t>
       </w:r>
     </w:p>
     <w:sectPr>

--- a/ru/wisdom-stories/what-changed-after-sixty.docx
+++ b/ru/wisdom-stories/what-changed-after-sixty.docx
@@ -92,7 +92,7 @@
         <w:rPr>
           <w:lang/>
         </w:rPr>
-        <w:t>Я научился отдаляться от отношений, которые меня душевно истощают. Я не обязан быть близким со всеми. Зато умею ценить отношения, в которых есть взаимное уважение и понимание.</w:t>
+        <w:t>Я научился отдаляться от людей, отношения с которыми меня изматывают. Я не обязан быть близким со всеми. Зато умею ценить отношения, в которых есть взаимное уважение и понимание.</w:t>
       </w:r>
     </w:p>
     <w:p>
@@ -144,7 +144,7 @@
         <w:rPr>
           <w:lang/>
         </w:rPr>
-        <w:t>Прежде чем помогать, я спрашиваю, нужна ли человеку моя помощь и хочет ли он её принять. Добрые намерения не освобождают меня от уважения к чужому выбору.</w:t>
+        <w:t>Прежде чем помогать, я спрашиваю, нужна ли человеку моя помощь и хочет ли он её принять. Добрые намерения не освобождают меня от обязанности уважать чужой выбор.</w:t>
       </w:r>
     </w:p>
     <w:p>
@@ -209,7 +209,7 @@
         <w:rPr>
           <w:lang/>
         </w:rPr>
-        <w:t>И наконец, я научился просить у Бога сил изменить то, что мне подвластно, терпения принять то, чего я изменить не могу, и мудрости отличить одно от другого. Я принимаю, что я всего лишь человек и не всё в моих силах.</w:t>
+        <w:t>И наконец я научился просить у Бога сил изменить то, что мне подвластно, терпения принять то, чего я изменить не могу, и мудрости отличить одно от другого. Я принимаю, что я всего лишь человек и не всё в моих силах.</w:t>
       </w:r>
     </w:p>
     <w:p>
